--- a/Rapports_mensuels/Mois2026_06/ipc_note_10_fr_2026_06.docx
+++ b/Rapports_mensuels/Mois2026_06/ipc_note_10_fr_2026_06.docx
@@ -160,7 +160,7 @@
         <w:t xml:space="preserve"> </w:t>
       </w:r>
       <w:r>
-        <w:t xml:space="preserve">l’indice des prix des produits alimentaires a maintenu la même évolution en Juin 2026 par rapport à Mai 2026. résultat de la hausse des prix des «Fruits» de 6,2%, des «Poisson et fruits de mer» de 2,2%, du «Café, thé et cacao» de 0,8% et des «Sucre, confiture, miel, chocolat et confiserie» de 0,2% et de la baisse des prix des «Légumes» de 3,8%, du «Lait, fromage et œufs» de 1,7%, des «Produits alimentaires n.c.a.» de 1,0%, des «Huiles et graisses» de 0,7%, des «Pain et céréales», des «Services de restauration», des «Eaux minerales, boissons rafraichissantes et jus de fruits et de légumes (nd)» de 0,2% et des «Viande» de 0,1%.</w:t>
+        <w:t xml:space="preserve">l’indice des prix des produits alimentaires a maintenu la même évolution en Juin 2026 par rapport à Mai 2026. résultat de la hausse des prix des «Fruits» de 6,2%, des «Poisson et fruits de mer» de 2,2%, du «Café, thé et cacao» de 0,8% et du «Sucre, confiture, miel, chocolat et confiserie» de 0,2% et de la baisse des prix des «Légumes» de 3,8%, du «Lait, fromage et œufs» de 1,7%, des «Produits alimentaires non classés ailleurs» de 1,0%, des «Huiles et graisses» de 0,7%, des «Pain et céréales», des «Eaux minérales, boissons rafraîchissantes et jus de fruits et de légumes» de 0,2% et des «Viandes» de 0,1%.</w:t>
       </w:r>
     </w:p>
     <w:p>
@@ -168,13 +168,7 @@
         <w:pStyle w:val="ipccorps"/>
       </w:pPr>
       <w:r>
-        <w:t xml:space="preserve">la variation mensuelle de l’indice des produits non alimentaires a décru de 0,1% en raison de la baisse des prix des divisions suivantes: des «Transports» de 1,4%. Aussi la hausse des prix des «Restaurants et hôtels» de 1,2%, des «Biens et services divers» de 0,2% et des «Logement, eau, gaz, électricité et autres combustibles» et des «Santé» de 0,1%. Ainsi que, la stagnation des indices des autres</w:t>
-      </w:r>
-      <w:r>
-        <w:t xml:space="preserve"> </w:t>
-      </w:r>
-      <w:r>
-        <w:t xml:space="preserve">divisions n’ont pas impacté l’évolution générale.</w:t>
+        <w:t xml:space="preserve">Par ailleurs, la variation mensuelle de l’indice des produits non alimentaires a décru de 0,1% en raison de la baisse des prix de la division: des «Transports» de 1,4% Aussi, la hausse des prix des divisions suivantes: des «Restaurants et hôtels» de 1,2%, des «Biens et services divers» de 0,2% et des «Logement, eau, gaz, électricité et autres combustibles» et des «Santé» de 0,1%. Ainsi que, la stagnation des indices des autres divisions n’ont pas impacté l’évolution générale.</w:t>
       </w:r>
     </w:p>
     <w:p>
@@ -204,7 +198,7 @@
         <w:t xml:space="preserve"> </w:t>
       </w:r>
       <w:r>
-        <w:t xml:space="preserve">prix des «Huiles et graisses» de 21,3%, du «Lait, fromage et œufs» de 3,1%, des «Viande» de 2,5% et des «Produits alimentaires n.c.a.» de 0,2%. Par ailleurs, l’augmentation des prix des «Poisson et fruits de mer» de 5,5%, des «Fruits» de 5,3%, des «Tabac» de 4,0%, des «Pain et céréales» et des «Services de restauration» de 2,8%, des «Légumes» de 1,1%, des «Sucre, confiture, miel, chocolat et confiserie» de 0,7%, du «Café, thé et cacao» de 0,6% et des «Eaux minerales, boissons rafraichissantes, jus de fruits et de légumes (nd)» de 0,2% et la stagnation des prix NA n’ont pas affecté l’évolution générale.</w:t>
+        <w:t xml:space="preserve">prix des «Huiles et graisses» de 21,3%, du «Lait, fromage et œufs» de 3,1%, des «Viandes» de 2,5% et des «Produits alimentaires non classés ailleurs» de 0,2%. Par ailleurs, l’augmentation des prix des «Poisson et fruits de mer» de 5,5%, des «Fruits» de 5,3%, du «Tabac» de 4,0%, des «Pain et céréales» de 2,8%, des «Légumes» de 1,1%, du «Sucre, confiture, miel, chocolat et confiserie» de 0,7%, du «Café, thé et cacao» de 0,6% et des «Eaux minérales, boissons rafraîchissantes, jus de fruits et de légumes» de 0,2% n’a pas affecté l’évolution générale.</w:t>
       </w:r>
     </w:p>
     <w:p>
@@ -356,7 +350,7 @@
         <w:t xml:space="preserve"> </w:t>
       </w:r>
       <w:r>
-        <w:t xml:space="preserve">La variation des prix en Juin 2026, a diminué de 0,1% après avoir été de 1,2% en Avril 2026</w:t>
+        <w:t xml:space="preserve">La variation des prix en Juin 2026, a diminué de 0,1% après avoir été de -1,2% en Mai 2026</w:t>
       </w:r>
     </w:p>
     <w:p>
@@ -374,7 +368,7 @@
         <w:pStyle w:val="ipcpara0"/>
       </w:pPr>
       <w:r>
-        <w:t xml:space="preserve">Tableau 4: Indice des prix à la consommation de la ville de Tanger: Juin 2026 (base 2017: 100)</w:t>
+        <w:t xml:space="preserve">Tableau 2: Indice des prix à la consommation de la ville de Tanger: de Juin 2026 (base 2017: 100)</w:t>
       </w:r>
     </w:p>
     <w:tbl xmlns:w="http://schemas.openxmlformats.org/wordprocessingml/2006/main" xmlns:r="http://schemas.openxmlformats.org/officeDocument/2006/relationships" xmlns:w14="http://schemas.microsoft.com/office/word/2010/wordml" xmlns:wp="http://schemas.openxmlformats.org/drawingml/2006/wordprocessingDrawing" xmlns:a="http://schemas.openxmlformats.org/drawingml/2006/main" xmlns:pic="http://schemas.openxmlformats.org/drawingml/2006/picture">
@@ -9351,35 +9345,6 @@
       </w:r>
       <w:r>
         <w:t xml:space="preserve">Haut-Commissariat au Plan, Direction de la Statistique – Enquête Nationale sur les Prix à la Consommation.</w:t>
-      </w:r>
-    </w:p>
-    <w:p>
-      <w:pPr>
-        <w:pStyle w:val="ipcpiedpage"/>
-      </w:pPr>
-      <w:r>
-        <w:t xml:space="preserve">Angle Avenue Ibn Tachafine et Avenue Ibn Toumart B.P.104 Tanger</w:t>
-      </w:r>
-      <w:r>
-        <w:br/>
-      </w:r>
-      <w:r>
-        <w:t xml:space="preserve">****</w:t>
-      </w:r>
-      <w:r>
-        <w:t xml:space="preserve">Tél</w:t>
-      </w:r>
-      <w:r>
-        <w:t xml:space="preserve">:0539940698****Fax:0539940364</w:t>
-      </w:r>
-      <w:r>
-        <w:t xml:space="preserve"> </w:t>
-      </w:r>
-      <w:r>
-        <w:t xml:space="preserve">Site Web</w:t>
-      </w:r>
-      <w:r>
-        <w:t xml:space="preserve">: www.hcp.ma/region-tanger Email:hcp.dr.tanger@hcp.ma</w:t>
       </w:r>
     </w:p>
     <w:p>
